--- a/lessons/2-3/downloads/reveal/2.3-warm-up.docx
+++ b/lessons/2-3/downloads/reveal/2.3-warm-up.docx
@@ -40,7 +40,7 @@
           </w:tcPr>
           <w:p>
             <w:pPr>
-              <w:spacing w:before="0" w:after="0" w:line="269" w:lineRule="auto"/>
+              <w:spacing w:before="0" w:after="0" w:line="240" w:lineRule="auto"/>
             </w:pPr>
             <w:r>
               <w:rPr>
@@ -64,7 +64,7 @@
           </w:tcPr>
           <w:p>
             <w:pPr>
-              <w:spacing w:before="0" w:after="0" w:line="269" w:lineRule="auto"/>
+              <w:spacing w:before="0" w:after="0" w:line="240" w:lineRule="auto"/>
             </w:pPr>
           </w:p>
         </w:tc>
@@ -74,7 +74,7 @@
           </w:tcPr>
           <w:p>
             <w:pPr>
-              <w:spacing w:before="0" w:after="0" w:line="269" w:lineRule="auto"/>
+              <w:spacing w:before="0" w:after="0" w:line="240" w:lineRule="auto"/>
             </w:pPr>
             <w:r>
               <w:rPr>
@@ -98,7 +98,7 @@
           </w:tcPr>
           <w:p>
             <w:pPr>
-              <w:spacing w:before="0" w:after="0" w:line="269" w:lineRule="auto"/>
+              <w:spacing w:before="0" w:after="0" w:line="240" w:lineRule="auto"/>
             </w:pPr>
           </w:p>
         </w:tc>
@@ -108,7 +108,7 @@
           </w:tcPr>
           <w:p>
             <w:pPr>
-              <w:spacing w:before="0" w:after="0" w:line="269" w:lineRule="auto"/>
+              <w:spacing w:before="0" w:after="0" w:line="240" w:lineRule="auto"/>
             </w:pPr>
             <w:r>
               <w:rPr>
@@ -132,7 +132,7 @@
           </w:tcPr>
           <w:p>
             <w:pPr>
-              <w:spacing w:before="0" w:after="0" w:line="269" w:lineRule="auto"/>
+              <w:spacing w:before="0" w:after="0" w:line="240" w:lineRule="auto"/>
             </w:pPr>
           </w:p>
         </w:tc>
@@ -140,7 +140,7 @@
     </w:tbl>
     <w:p>
       <w:pPr>
-        <w:spacing w:before="0" w:after="40" w:line="276" w:lineRule="auto"/>
+        <w:spacing w:before="0" w:after="0" w:line="240" w:lineRule="auto"/>
       </w:pPr>
       <w:r>
         <w:rPr>
@@ -148,7 +148,7 @@
           <w:b w:val="0"/>
           <w:i w:val="0"/>
           <w:color w:val="1A1A1A"/>
-          <w:sz w:val="8"/>
+          <w:sz w:val="2"/>
           <w:u w:val="none"/>
         </w:rPr>
         <w:t xml:space="preserve"/>
@@ -157,7 +157,7 @@
     <w:p>
       <w:pPr>
         <w:keepNext/>
-        <w:spacing w:before="0" w:after="20" w:line="276" w:lineRule="auto"/>
+        <w:spacing w:before="0" w:after="0" w:line="240" w:lineRule="auto"/>
       </w:pPr>
       <w:r>
         <w:rPr>
@@ -176,7 +176,7 @@
     <w:p>
       <w:pPr>
         <w:keepNext/>
-        <w:spacing w:before="0" w:after="40" w:line="240" w:lineRule="auto"/>
+        <w:spacing w:before="0" w:after="0" w:line="240" w:lineRule="auto"/>
       </w:pPr>
       <w:r>
         <w:rPr>
@@ -193,7 +193,7 @@
     <w:p>
       <w:pPr>
         <w:keepNext/>
-        <w:spacing w:before="0" w:after="100" w:line="264" w:lineRule="auto"/>
+        <w:spacing w:before="0" w:after="0" w:line="240" w:lineRule="auto"/>
       </w:pPr>
       <w:r>
         <w:rPr>
@@ -212,7 +212,7 @@
         <w:pBdr>
           <w:bottom w:val="single" w:sz="4" w:space="5" w:color="C9CDD2"/>
         </w:pBdr>
-        <w:spacing w:before="0" w:after="90" w:line="264" w:lineRule="auto"/>
+        <w:spacing w:before="0" w:after="0" w:line="240" w:lineRule="auto"/>
       </w:pPr>
     </w:p>
     <w:p>
@@ -224,7 +224,7 @@
         <w:tabs>
           <w:tab w:pos="9504" w:val="right"/>
         </w:tabs>
-        <w:spacing w:before="110" w:after="100" w:line="240" w:lineRule="auto"/>
+        <w:spacing w:before="0" w:after="0" w:line="240" w:lineRule="auto"/>
       </w:pPr>
       <w:r>
         <w:rPr>
@@ -255,7 +255,7 @@
     <w:p>
       <w:pPr>
         <w:keepNext/>
-        <w:spacing w:before="0" w:after="30" w:line="264" w:lineRule="auto"/>
+        <w:spacing w:before="0" w:after="0" w:line="240" w:lineRule="auto"/>
       </w:pPr>
       <w:r>
         <w:rPr>
@@ -271,7 +271,7 @@
     </w:p>
     <w:p>
       <w:pPr>
-        <w:spacing w:before="0" w:after="60" w:line="264" w:lineRule="auto"/>
+        <w:spacing w:before="0" w:after="0" w:line="240" w:lineRule="auto"/>
       </w:pPr>
       <w:r>
         <w:rPr>
@@ -288,7 +288,7 @@
     <w:p>
       <w:pPr>
         <w:keepNext/>
-        <w:spacing w:before="0" w:after="30" w:line="264" w:lineRule="auto"/>
+        <w:spacing w:before="0" w:after="0" w:line="240" w:lineRule="auto"/>
       </w:pPr>
       <w:r>
         <w:rPr>
@@ -304,7 +304,7 @@
     </w:p>
     <w:p>
       <w:pPr>
-        <w:spacing w:before="0" w:after="60" w:line="264" w:lineRule="auto"/>
+        <w:spacing w:before="0" w:after="0" w:line="240" w:lineRule="auto"/>
       </w:pPr>
       <w:r>
         <w:rPr>
@@ -327,7 +327,7 @@
         <w:tabs>
           <w:tab w:pos="9504" w:val="right"/>
         </w:tabs>
-        <w:spacing w:before="110" w:after="100" w:line="240" w:lineRule="auto"/>
+        <w:spacing w:before="0" w:after="0" w:line="240" w:lineRule="auto"/>
       </w:pPr>
       <w:r>
         <w:rPr>
@@ -391,7 +391,7 @@
           </w:tcPr>
           <w:p>
             <w:pPr>
-              <w:spacing w:before="0" w:after="0" w:line="264" w:lineRule="auto"/>
+              <w:spacing w:before="0" w:after="0" w:line="240" w:lineRule="auto"/>
             </w:pPr>
             <w:r>
               <w:rPr>
@@ -412,7 +412,7 @@
           </w:tcPr>
           <w:p>
             <w:pPr>
-              <w:spacing w:before="0" w:after="0" w:line="264" w:lineRule="auto"/>
+              <w:spacing w:before="0" w:after="0" w:line="240" w:lineRule="auto"/>
             </w:pPr>
             <w:r>
               <w:rPr>
@@ -440,7 +440,7 @@
           </w:tcPr>
           <w:p>
             <w:pPr>
-              <w:spacing w:before="0" w:after="0" w:line="264" w:lineRule="auto"/>
+              <w:spacing w:before="0" w:after="0" w:line="240" w:lineRule="auto"/>
             </w:pPr>
             <w:r>
               <w:rPr>
@@ -461,7 +461,7 @@
           </w:tcPr>
           <w:p>
             <w:pPr>
-              <w:spacing w:before="0" w:after="0" w:line="264" w:lineRule="auto"/>
+              <w:spacing w:before="0" w:after="0" w:line="240" w:lineRule="auto"/>
             </w:pPr>
             <w:r>
               <w:rPr>
@@ -489,7 +489,7 @@
           </w:tcPr>
           <w:p>
             <w:pPr>
-              <w:spacing w:before="0" w:after="0" w:line="264" w:lineRule="auto"/>
+              <w:spacing w:before="0" w:after="0" w:line="240" w:lineRule="auto"/>
             </w:pPr>
             <w:r>
               <w:rPr>
@@ -510,7 +510,7 @@
           </w:tcPr>
           <w:p>
             <w:pPr>
-              <w:spacing w:before="0" w:after="0" w:line="264" w:lineRule="auto"/>
+              <w:spacing w:before="0" w:after="0" w:line="240" w:lineRule="auto"/>
             </w:pPr>
             <w:r>
               <w:rPr>
@@ -538,7 +538,7 @@
           </w:tcPr>
           <w:p>
             <w:pPr>
-              <w:spacing w:before="0" w:after="0" w:line="264" w:lineRule="auto"/>
+              <w:spacing w:before="0" w:after="0" w:line="240" w:lineRule="auto"/>
             </w:pPr>
             <w:r>
               <w:rPr>
@@ -559,7 +559,7 @@
           </w:tcPr>
           <w:p>
             <w:pPr>
-              <w:spacing w:before="0" w:after="0" w:line="264" w:lineRule="auto"/>
+              <w:spacing w:before="0" w:after="0" w:line="240" w:lineRule="auto"/>
             </w:pPr>
             <w:r>
               <w:rPr>
@@ -585,7 +585,7 @@
         <w:tabs>
           <w:tab w:pos="9504" w:val="right"/>
         </w:tabs>
-        <w:spacing w:before="110" w:after="100" w:line="240" w:lineRule="auto"/>
+        <w:spacing w:before="0" w:after="0" w:line="240" w:lineRule="auto"/>
       </w:pPr>
       <w:r>
         <w:rPr>
@@ -620,7 +620,7 @@
         <w:tabs>
           <w:tab w:pos="490" w:val="left"/>
         </w:tabs>
-        <w:spacing w:before="0" w:after="40" w:line="264" w:lineRule="auto"/>
+        <w:spacing w:before="0" w:after="0" w:line="240" w:lineRule="auto"/>
         <w:ind w:left="490" w:hanging="490"/>
       </w:pPr>
       <w:r>
@@ -654,7 +654,7 @@
         <w:tabs>
           <w:tab w:pos="9504" w:val="right" w:leader="underscore"/>
         </w:tabs>
-        <w:spacing w:before="40" w:after="100" w:line="240" w:lineRule="auto"/>
+        <w:spacing w:before="0" w:after="0" w:line="240" w:lineRule="auto"/>
         <w:ind w:left="490"/>
       </w:pPr>
       <w:r>
@@ -690,7 +690,7 @@
         <w:tabs>
           <w:tab w:pos="490" w:val="left"/>
         </w:tabs>
-        <w:spacing w:before="0" w:after="40" w:line="264" w:lineRule="auto"/>
+        <w:spacing w:before="0" w:after="0" w:line="240" w:lineRule="auto"/>
         <w:ind w:left="490" w:hanging="490"/>
       </w:pPr>
       <w:r>
@@ -724,7 +724,7 @@
         <w:tabs>
           <w:tab w:pos="9504" w:val="right" w:leader="underscore"/>
         </w:tabs>
-        <w:spacing w:before="40" w:after="100" w:line="240" w:lineRule="auto"/>
+        <w:spacing w:before="0" w:after="0" w:line="240" w:lineRule="auto"/>
         <w:ind w:left="490"/>
       </w:pPr>
       <w:r>
@@ -760,7 +760,7 @@
         <w:tabs>
           <w:tab w:pos="490" w:val="left"/>
         </w:tabs>
-        <w:spacing w:before="0" w:after="40" w:line="264" w:lineRule="auto"/>
+        <w:spacing w:before="0" w:after="0" w:line="240" w:lineRule="auto"/>
         <w:ind w:left="490" w:hanging="490"/>
       </w:pPr>
       <w:r>
@@ -794,7 +794,7 @@
         <w:tabs>
           <w:tab w:pos="9504" w:val="right" w:leader="underscore"/>
         </w:tabs>
-        <w:spacing w:before="40" w:after="100" w:line="240" w:lineRule="auto"/>
+        <w:spacing w:before="0" w:after="0" w:line="240" w:lineRule="auto"/>
         <w:ind w:left="490"/>
       </w:pPr>
       <w:r>
@@ -830,7 +830,7 @@
         <w:tabs>
           <w:tab w:pos="490" w:val="left"/>
         </w:tabs>
-        <w:spacing w:before="0" w:after="40" w:line="264" w:lineRule="auto"/>
+        <w:spacing w:before="0" w:after="0" w:line="240" w:lineRule="auto"/>
         <w:ind w:left="490" w:hanging="490"/>
       </w:pPr>
       <w:r>
@@ -864,7 +864,7 @@
         <w:tabs>
           <w:tab w:pos="9504" w:val="right" w:leader="underscore"/>
         </w:tabs>
-        <w:spacing w:before="40" w:after="100" w:line="240" w:lineRule="auto"/>
+        <w:spacing w:before="0" w:after="0" w:line="240" w:lineRule="auto"/>
         <w:ind w:left="490"/>
       </w:pPr>
       <w:r>
@@ -900,7 +900,7 @@
         <w:tabs>
           <w:tab w:pos="490" w:val="left"/>
         </w:tabs>
-        <w:spacing w:before="0" w:after="40" w:line="264" w:lineRule="auto"/>
+        <w:spacing w:before="0" w:after="0" w:line="240" w:lineRule="auto"/>
         <w:ind w:left="490" w:hanging="490"/>
       </w:pPr>
       <w:r>
@@ -934,7 +934,7 @@
         <w:tabs>
           <w:tab w:pos="9504" w:val="right" w:leader="underscore"/>
         </w:tabs>
-        <w:spacing w:before="40" w:after="100" w:line="240" w:lineRule="auto"/>
+        <w:spacing w:before="0" w:after="0" w:line="240" w:lineRule="auto"/>
         <w:ind w:left="490"/>
       </w:pPr>
       <w:r>
@@ -970,7 +970,7 @@
         <w:tabs>
           <w:tab w:pos="490" w:val="left"/>
         </w:tabs>
-        <w:spacing w:before="0" w:after="40" w:line="264" w:lineRule="auto"/>
+        <w:spacing w:before="0" w:after="0" w:line="240" w:lineRule="auto"/>
         <w:ind w:left="490" w:hanging="490"/>
       </w:pPr>
       <w:r>
@@ -1004,7 +1004,7 @@
         <w:tabs>
           <w:tab w:pos="9504" w:val="right" w:leader="underscore"/>
         </w:tabs>
-        <w:spacing w:before="40" w:after="100" w:line="240" w:lineRule="auto"/>
+        <w:spacing w:before="0" w:after="0" w:line="240" w:lineRule="auto"/>
         <w:ind w:left="490"/>
       </w:pPr>
       <w:r>
@@ -1040,7 +1040,7 @@
         <w:tabs>
           <w:tab w:pos="490" w:val="left"/>
         </w:tabs>
-        <w:spacing w:before="0" w:after="40" w:line="264" w:lineRule="auto"/>
+        <w:spacing w:before="0" w:after="0" w:line="240" w:lineRule="auto"/>
         <w:ind w:left="490" w:hanging="490"/>
       </w:pPr>
       <w:r>
@@ -1074,7 +1074,7 @@
         <w:tabs>
           <w:tab w:pos="9504" w:val="right" w:leader="underscore"/>
         </w:tabs>
-        <w:spacing w:before="40" w:after="100" w:line="240" w:lineRule="auto"/>
+        <w:spacing w:before="0" w:after="0" w:line="240" w:lineRule="auto"/>
         <w:ind w:left="490"/>
       </w:pPr>
       <w:r>
@@ -1110,7 +1110,7 @@
         <w:tabs>
           <w:tab w:pos="490" w:val="left"/>
         </w:tabs>
-        <w:spacing w:before="0" w:after="40" w:line="264" w:lineRule="auto"/>
+        <w:spacing w:before="0" w:after="0" w:line="240" w:lineRule="auto"/>
         <w:ind w:left="490" w:hanging="490"/>
       </w:pPr>
       <w:r>
@@ -1144,7 +1144,7 @@
         <w:tabs>
           <w:tab w:pos="9504" w:val="right" w:leader="underscore"/>
         </w:tabs>
-        <w:spacing w:before="40" w:after="100" w:line="240" w:lineRule="auto"/>
+        <w:spacing w:before="0" w:after="0" w:line="240" w:lineRule="auto"/>
         <w:ind w:left="490"/>
       </w:pPr>
       <w:r>
@@ -1177,7 +1177,7 @@
       <w:footerReference w:type="default" r:id="rId9"/>
       <w:headerReference w:type="default" r:id="rId10"/>
       <w:pgSz w:w="12240" w:h="15840"/>
-      <w:pgMar w:top="893" w:right="1224" w:bottom="835" w:left="1512" w:header="432" w:footer="432" w:gutter="0"/>
+      <w:pgMar w:top="504" w:right="720" w:bottom="504" w:left="720" w:header="432" w:footer="432" w:gutter="0"/>
       <w:cols w:space="720"/>
       <w:docGrid w:linePitch="360"/>
     </w:sectPr>

--- a/lessons/2-3/downloads/reveal/2.3-warm-up.docx
+++ b/lessons/2-3/downloads/reveal/2.3-warm-up.docx
@@ -48,7 +48,7 @@
                 <w:b w:val="0"/>
                 <w:i w:val="0"/>
                 <w:color w:val="1A1A1A"/>
-                <w:sz w:val="20"/>
+                <w:sz w:val="22"/>
                 <w:u w:val="none"/>
               </w:rPr>
               <w:t xml:space="preserve">Name</w:t>
@@ -82,7 +82,7 @@
                 <w:b w:val="0"/>
                 <w:i w:val="0"/>
                 <w:color w:val="1A1A1A"/>
-                <w:sz w:val="20"/>
+                <w:sz w:val="22"/>
                 <w:u w:val="none"/>
               </w:rPr>
               <w:t xml:space="preserve">Date</w:t>
@@ -116,7 +116,7 @@
                 <w:b w:val="0"/>
                 <w:i w:val="0"/>
                 <w:color w:val="1A1A1A"/>
-                <w:sz w:val="20"/>
+                <w:sz w:val="22"/>
                 <w:u w:val="none"/>
               </w:rPr>
               <w:t xml:space="preserve">Period</w:t>
@@ -167,7 +167,7 @@
           <w:caps w:val="1"/>
           <w:color w:val="003A70"/>
           <w:spacing w:val="12"/>
-          <w:sz w:val="19"/>
+          <w:sz w:val="22"/>
           <w:u w:val="none"/>
         </w:rPr>
         <w:t xml:space="preserve">Lesson 2-3  ·  Warm-Up</w:t>
@@ -175,6 +175,7 @@
     </w:p>
     <w:p>
       <w:pPr>
+        <w:pStyle w:val="Heading1"/>
         <w:keepNext/>
         <w:spacing w:before="0" w:after="0" w:line="240" w:lineRule="auto"/>
       </w:pPr>
@@ -201,7 +202,7 @@
           <w:b w:val="0"/>
           <w:i w:val="0"/>
           <w:color w:val="5A5F66"/>
-          <w:sz w:val="20"/>
+          <w:sz w:val="22"/>
           <w:u w:val="none"/>
         </w:rPr>
         <w:t xml:space="preserve">Describe the Data Using the Median</w:t>
@@ -234,7 +235,7 @@
           <w:caps w:val="1"/>
           <w:color w:val="003A70"/>
           <w:spacing w:val="14"/>
-          <w:sz w:val="19"/>
+          <w:sz w:val="22"/>
           <w:u w:val="none"/>
         </w:rPr>
         <w:t xml:space="preserve">The Move</w:t>
@@ -245,7 +246,7 @@
           <w:b w:val="0"/>
           <w:i w:val="1"/>
           <w:color w:val="5A5F66"/>
-          <w:sz w:val="17"/>
+          <w:sz w:val="22"/>
           <w:u w:val="none"/>
         </w:rPr>
         <w:tab/>
@@ -263,7 +264,7 @@
           <w:b w:val="1"/>
           <w:i w:val="0"/>
           <w:color w:val="1A1A1A"/>
-          <w:sz w:val="19"/>
+          <w:sz w:val="22"/>
           <w:u w:val="none"/>
         </w:rPr>
         <w:t xml:space="preserve">Order a list, then count in from both ends to the middle value</w:t>
@@ -279,7 +280,7 @@
           <w:b w:val="0"/>
           <w:i w:val="0"/>
           <w:color w:val="1A1A1A"/>
-          <w:sz w:val="19"/>
+          <w:sz w:val="22"/>
           <w:u w:val="none"/>
         </w:rPr>
         <w:t xml:space="preserve">Write the numbers least to greatest first. With an odd count, cross off one from each end until one is left.</w:t>
@@ -296,7 +297,7 @@
           <w:b w:val="1"/>
           <w:i w:val="0"/>
           <w:color w:val="1A1A1A"/>
-          <w:sz w:val="19"/>
+          <w:sz w:val="22"/>
           <w:u w:val="none"/>
         </w:rPr>
         <w:t xml:space="preserve">Find the number halfway between two numbers</w:t>
@@ -312,7 +313,7 @@
           <w:b w:val="0"/>
           <w:i w:val="0"/>
           <w:color w:val="1A1A1A"/>
-          <w:sz w:val="19"/>
+          <w:sz w:val="22"/>
           <w:u w:val="none"/>
         </w:rPr>
         <w:t xml:space="preserve">Add the two numbers and divide the sum by 2.</w:t>
@@ -337,7 +338,7 @@
           <w:caps w:val="1"/>
           <w:color w:val="003A70"/>
           <w:spacing w:val="14"/>
-          <w:sz w:val="19"/>
+          <w:sz w:val="22"/>
           <w:u w:val="none"/>
         </w:rPr>
         <w:t xml:space="preserve">Worked Model</w:t>
@@ -348,7 +349,7 @@
           <w:b w:val="0"/>
           <w:i w:val="1"/>
           <w:color w:val="5A5F66"/>
-          <w:sz w:val="17"/>
+          <w:sz w:val="22"/>
           <w:u w:val="none"/>
         </w:rPr>
         <w:tab/>
@@ -399,7 +400,7 @@
                 <w:b w:val="1"/>
                 <w:i w:val="0"/>
                 <w:color w:val="1A1A1A"/>
-                <w:sz w:val="20"/>
+                <w:sz w:val="22"/>
                 <w:u w:val="none"/>
               </w:rPr>
               <w:t xml:space="preserve">Step 1</w:t>
@@ -420,7 +421,7 @@
                 <w:b w:val="0"/>
                 <w:i w:val="0"/>
                 <w:color w:val="1A1A1A"/>
-                <w:sz w:val="19"/>
+                <w:sz w:val="22"/>
                 <w:u w:val="none"/>
               </w:rPr>
               <w:t xml:space="preserve">Find the median of 9, 4, 15, 6, 11.</w:t>
@@ -448,7 +449,7 @@
                 <w:b w:val="1"/>
                 <w:i w:val="0"/>
                 <w:color w:val="1A1A1A"/>
-                <w:sz w:val="20"/>
+                <w:sz w:val="22"/>
                 <w:u w:val="none"/>
               </w:rPr>
               <w:t xml:space="preserve">Step 2</w:t>
@@ -469,7 +470,7 @@
                 <w:b w:val="0"/>
                 <w:i w:val="0"/>
                 <w:color w:val="1A1A1A"/>
-                <w:sz w:val="19"/>
+                <w:sz w:val="22"/>
                 <w:u w:val="none"/>
               </w:rPr>
               <w:t xml:space="preserve">In order: 4, 6, 9, 11, ______</w:t>
@@ -497,7 +498,7 @@
                 <w:b w:val="1"/>
                 <w:i w:val="0"/>
                 <w:color w:val="1A1A1A"/>
-                <w:sz w:val="20"/>
+                <w:sz w:val="22"/>
                 <w:u w:val="none"/>
               </w:rPr>
               <w:t xml:space="preserve">Step 3</w:t>
@@ -518,7 +519,7 @@
                 <w:b w:val="0"/>
                 <w:i w:val="0"/>
                 <w:color w:val="1A1A1A"/>
-                <w:sz w:val="19"/>
+                <w:sz w:val="22"/>
                 <w:u w:val="none"/>
               </w:rPr>
               <w:t xml:space="preserve">Five numbers, so the middle is the 3rd: ______</w:t>
@@ -546,7 +547,7 @@
                 <w:b w:val="1"/>
                 <w:i w:val="0"/>
                 <w:color w:val="1A1A1A"/>
-                <w:sz w:val="20"/>
+                <w:sz w:val="22"/>
                 <w:u w:val="none"/>
               </w:rPr>
               <w:t xml:space="preserve">Step 4</w:t>
@@ -567,7 +568,7 @@
                 <w:b w:val="0"/>
                 <w:i w:val="0"/>
                 <w:color w:val="1A1A1A"/>
-                <w:sz w:val="19"/>
+                <w:sz w:val="22"/>
                 <w:u w:val="none"/>
               </w:rPr>
               <w:t xml:space="preserve">Halfway between 12 and 17: (12 + 17) ÷ 2 = ______</w:t>
@@ -595,7 +596,7 @@
           <w:caps w:val="1"/>
           <w:color w:val="003A70"/>
           <w:spacing w:val="14"/>
-          <w:sz w:val="19"/>
+          <w:sz w:val="22"/>
           <w:u w:val="none"/>
         </w:rPr>
         <w:t xml:space="preserve">Your Turn</w:t>
@@ -606,7 +607,7 @@
           <w:b w:val="0"/>
           <w:i w:val="1"/>
           <w:color w:val="5A5F66"/>
-          <w:sz w:val="17"/>
+          <w:sz w:val="22"/>
           <w:u w:val="none"/>
         </w:rPr>
         <w:tab/>
@@ -629,7 +630,7 @@
           <w:b w:val="1"/>
           <w:i w:val="0"/>
           <w:color w:val="1A1A1A"/>
-          <w:sz w:val="19"/>
+          <w:sz w:val="22"/>
           <w:u w:val="none"/>
         </w:rPr>
         <w:t xml:space="preserve">1.</w:t>
@@ -640,7 +641,7 @@
           <w:b w:val="0"/>
           <w:i w:val="0"/>
           <w:color w:val="1A1A1A"/>
-          <w:sz w:val="19"/>
+          <w:sz w:val="22"/>
           <w:u w:val="none"/>
         </w:rPr>
         <w:tab/>
@@ -665,7 +666,7 @@
           <w:caps w:val="1"/>
           <w:color w:val="5A5F66"/>
           <w:spacing w:val="10"/>
-          <w:sz w:val="17"/>
+          <w:sz w:val="22"/>
           <w:u w:val="none"/>
         </w:rPr>
         <w:t xml:space="preserve">Answer  </w:t>
@@ -699,7 +700,7 @@
           <w:b w:val="1"/>
           <w:i w:val="0"/>
           <w:color w:val="1A1A1A"/>
-          <w:sz w:val="19"/>
+          <w:sz w:val="22"/>
           <w:u w:val="none"/>
         </w:rPr>
         <w:t xml:space="preserve">2.</w:t>
@@ -710,7 +711,7 @@
           <w:b w:val="0"/>
           <w:i w:val="0"/>
           <w:color w:val="1A1A1A"/>
-          <w:sz w:val="19"/>
+          <w:sz w:val="22"/>
           <w:u w:val="none"/>
         </w:rPr>
         <w:tab/>
@@ -735,7 +736,7 @@
           <w:caps w:val="1"/>
           <w:color w:val="5A5F66"/>
           <w:spacing w:val="10"/>
-          <w:sz w:val="17"/>
+          <w:sz w:val="22"/>
           <w:u w:val="none"/>
         </w:rPr>
         <w:t xml:space="preserve">Answer  </w:t>
@@ -769,7 +770,7 @@
           <w:b w:val="1"/>
           <w:i w:val="0"/>
           <w:color w:val="1A1A1A"/>
-          <w:sz w:val="19"/>
+          <w:sz w:val="22"/>
           <w:u w:val="none"/>
         </w:rPr>
         <w:t xml:space="preserve">3.</w:t>
@@ -780,7 +781,7 @@
           <w:b w:val="0"/>
           <w:i w:val="0"/>
           <w:color w:val="1A1A1A"/>
-          <w:sz w:val="19"/>
+          <w:sz w:val="22"/>
           <w:u w:val="none"/>
         </w:rPr>
         <w:tab/>
@@ -805,7 +806,7 @@
           <w:caps w:val="1"/>
           <w:color w:val="5A5F66"/>
           <w:spacing w:val="10"/>
-          <w:sz w:val="17"/>
+          <w:sz w:val="22"/>
           <w:u w:val="none"/>
         </w:rPr>
         <w:t xml:space="preserve">Answer  </w:t>
@@ -839,7 +840,7 @@
           <w:b w:val="1"/>
           <w:i w:val="0"/>
           <w:color w:val="1A1A1A"/>
-          <w:sz w:val="19"/>
+          <w:sz w:val="22"/>
           <w:u w:val="none"/>
         </w:rPr>
         <w:t xml:space="preserve">4.</w:t>
@@ -850,7 +851,7 @@
           <w:b w:val="0"/>
           <w:i w:val="0"/>
           <w:color w:val="1A1A1A"/>
-          <w:sz w:val="19"/>
+          <w:sz w:val="22"/>
           <w:u w:val="none"/>
         </w:rPr>
         <w:tab/>
@@ -875,7 +876,7 @@
           <w:caps w:val="1"/>
           <w:color w:val="5A5F66"/>
           <w:spacing w:val="10"/>
-          <w:sz w:val="17"/>
+          <w:sz w:val="22"/>
           <w:u w:val="none"/>
         </w:rPr>
         <w:t xml:space="preserve">Answer  </w:t>
@@ -909,7 +910,7 @@
           <w:b w:val="1"/>
           <w:i w:val="0"/>
           <w:color w:val="1A1A1A"/>
-          <w:sz w:val="19"/>
+          <w:sz w:val="22"/>
           <w:u w:val="none"/>
         </w:rPr>
         <w:t xml:space="preserve">5.</w:t>
@@ -920,7 +921,7 @@
           <w:b w:val="0"/>
           <w:i w:val="0"/>
           <w:color w:val="1A1A1A"/>
-          <w:sz w:val="19"/>
+          <w:sz w:val="22"/>
           <w:u w:val="none"/>
         </w:rPr>
         <w:tab/>
@@ -945,7 +946,7 @@
           <w:caps w:val="1"/>
           <w:color w:val="5A5F66"/>
           <w:spacing w:val="10"/>
-          <w:sz w:val="17"/>
+          <w:sz w:val="22"/>
           <w:u w:val="none"/>
         </w:rPr>
         <w:t xml:space="preserve">Answer  </w:t>
@@ -979,7 +980,7 @@
           <w:b w:val="1"/>
           <w:i w:val="0"/>
           <w:color w:val="1A1A1A"/>
-          <w:sz w:val="19"/>
+          <w:sz w:val="22"/>
           <w:u w:val="none"/>
         </w:rPr>
         <w:t xml:space="preserve">6.</w:t>
@@ -990,7 +991,7 @@
           <w:b w:val="0"/>
           <w:i w:val="0"/>
           <w:color w:val="1A1A1A"/>
-          <w:sz w:val="19"/>
+          <w:sz w:val="22"/>
           <w:u w:val="none"/>
         </w:rPr>
         <w:tab/>
@@ -1015,7 +1016,7 @@
           <w:caps w:val="1"/>
           <w:color w:val="5A5F66"/>
           <w:spacing w:val="10"/>
-          <w:sz w:val="17"/>
+          <w:sz w:val="22"/>
           <w:u w:val="none"/>
         </w:rPr>
         <w:t xml:space="preserve">Answer  </w:t>
@@ -1049,7 +1050,7 @@
           <w:b w:val="1"/>
           <w:i w:val="0"/>
           <w:color w:val="1A1A1A"/>
-          <w:sz w:val="19"/>
+          <w:sz w:val="22"/>
           <w:u w:val="none"/>
         </w:rPr>
         <w:t xml:space="preserve">7.</w:t>
@@ -1060,7 +1061,7 @@
           <w:b w:val="0"/>
           <w:i w:val="0"/>
           <w:color w:val="1A1A1A"/>
-          <w:sz w:val="19"/>
+          <w:sz w:val="22"/>
           <w:u w:val="none"/>
         </w:rPr>
         <w:tab/>
@@ -1085,7 +1086,7 @@
           <w:caps w:val="1"/>
           <w:color w:val="5A5F66"/>
           <w:spacing w:val="10"/>
-          <w:sz w:val="17"/>
+          <w:sz w:val="22"/>
           <w:u w:val="none"/>
         </w:rPr>
         <w:t xml:space="preserve">Answer  </w:t>
@@ -1119,7 +1120,7 @@
           <w:b w:val="1"/>
           <w:i w:val="0"/>
           <w:color w:val="1A1A1A"/>
-          <w:sz w:val="19"/>
+          <w:sz w:val="22"/>
           <w:u w:val="none"/>
         </w:rPr>
         <w:t xml:space="preserve">8.</w:t>
@@ -1130,7 +1131,7 @@
           <w:b w:val="0"/>
           <w:i w:val="0"/>
           <w:color w:val="1A1A1A"/>
-          <w:sz w:val="19"/>
+          <w:sz w:val="22"/>
           <w:u w:val="none"/>
         </w:rPr>
         <w:tab/>
@@ -1155,7 +1156,7 @@
           <w:caps w:val="1"/>
           <w:color w:val="5A5F66"/>
           <w:spacing w:val="10"/>
-          <w:sz w:val="17"/>
+          <w:sz w:val="22"/>
           <w:u w:val="none"/>
         </w:rPr>
         <w:t xml:space="preserve">Answer  </w:t>
@@ -1267,7 +1268,128 @@
               <w:sz w:val="15"/>
               <w:u w:val="none"/>
             </w:rPr>
-            <w:t xml:space="preserve">Lesson 2-3  ·  Warm-Up</w:t>
+            <w:t xml:space="preserve">2-3 · Page </w:t>
+          </w:r>
+          <w:r>
+            <w:rPr>
+              <w:rFonts w:ascii="Avenir Next" w:hAnsi="Avenir Next" w:cs="Avenir Next" w:eastAsia="Avenir Next"/>
+              <w:b w:val="0"/>
+              <w:i w:val="0"/>
+              <w:color w:val="5A5F66"/>
+              <w:sz w:val="15"/>
+              <w:u w:val="none"/>
+            </w:rPr>
+            <w:fldChar w:fldCharType="begin"/>
+          </w:r>
+          <w:r>
+            <w:rPr>
+              <w:rFonts w:ascii="Avenir Next" w:hAnsi="Avenir Next" w:cs="Avenir Next" w:eastAsia="Avenir Next"/>
+              <w:b w:val="0"/>
+              <w:i w:val="0"/>
+              <w:color w:val="5A5F66"/>
+              <w:sz w:val="15"/>
+              <w:u w:val="none"/>
+            </w:rPr>
+            <w:instrText xml:space="preserve"> PAGE </w:instrText>
+          </w:r>
+          <w:r>
+            <w:rPr>
+              <w:rFonts w:ascii="Avenir Next" w:hAnsi="Avenir Next" w:cs="Avenir Next" w:eastAsia="Avenir Next"/>
+              <w:b w:val="0"/>
+              <w:i w:val="0"/>
+              <w:color w:val="5A5F66"/>
+              <w:sz w:val="15"/>
+              <w:u w:val="none"/>
+            </w:rPr>
+            <w:fldChar w:fldCharType="separate"/>
+          </w:r>
+          <w:r>
+            <w:rPr>
+              <w:rFonts w:ascii="Avenir Next" w:hAnsi="Avenir Next" w:cs="Avenir Next" w:eastAsia="Avenir Next"/>
+              <w:b w:val="0"/>
+              <w:i w:val="0"/>
+              <w:color w:val="5A5F66"/>
+              <w:sz w:val="15"/>
+              <w:u w:val="none"/>
+            </w:rPr>
+            <w:t xml:space="preserve">1</w:t>
+          </w:r>
+          <w:r>
+            <w:rPr>
+              <w:rFonts w:ascii="Avenir Next" w:hAnsi="Avenir Next" w:cs="Avenir Next" w:eastAsia="Avenir Next"/>
+              <w:b w:val="0"/>
+              <w:i w:val="0"/>
+              <w:color w:val="5A5F66"/>
+              <w:sz w:val="15"/>
+              <w:u w:val="none"/>
+            </w:rPr>
+            <w:fldChar w:fldCharType="end"/>
+          </w:r>
+          <w:r>
+            <w:rPr>
+              <w:rFonts w:ascii="Avenir Next" w:hAnsi="Avenir Next" w:cs="Avenir Next" w:eastAsia="Avenir Next"/>
+              <w:b w:val="0"/>
+              <w:i w:val="0"/>
+              <w:color w:val="5A5F66"/>
+              <w:sz w:val="15"/>
+              <w:u w:val="none"/>
+            </w:rPr>
+            <w:t xml:space="preserve"> of </w:t>
+          </w:r>
+          <w:r>
+            <w:rPr>
+              <w:rFonts w:ascii="Avenir Next" w:hAnsi="Avenir Next" w:cs="Avenir Next" w:eastAsia="Avenir Next"/>
+              <w:b w:val="0"/>
+              <w:i w:val="0"/>
+              <w:color w:val="5A5F66"/>
+              <w:sz w:val="15"/>
+              <w:u w:val="none"/>
+            </w:rPr>
+            <w:fldChar w:fldCharType="begin"/>
+          </w:r>
+          <w:r>
+            <w:rPr>
+              <w:rFonts w:ascii="Avenir Next" w:hAnsi="Avenir Next" w:cs="Avenir Next" w:eastAsia="Avenir Next"/>
+              <w:b w:val="0"/>
+              <w:i w:val="0"/>
+              <w:color w:val="5A5F66"/>
+              <w:sz w:val="15"/>
+              <w:u w:val="none"/>
+            </w:rPr>
+            <w:instrText xml:space="preserve"> NUMPAGES </w:instrText>
+          </w:r>
+          <w:r>
+            <w:rPr>
+              <w:rFonts w:ascii="Avenir Next" w:hAnsi="Avenir Next" w:cs="Avenir Next" w:eastAsia="Avenir Next"/>
+              <w:b w:val="0"/>
+              <w:i w:val="0"/>
+              <w:color w:val="5A5F66"/>
+              <w:sz w:val="15"/>
+              <w:u w:val="none"/>
+            </w:rPr>
+            <w:fldChar w:fldCharType="separate"/>
+          </w:r>
+          <w:r>
+            <w:rPr>
+              <w:rFonts w:ascii="Avenir Next" w:hAnsi="Avenir Next" w:cs="Avenir Next" w:eastAsia="Avenir Next"/>
+              <w:b w:val="0"/>
+              <w:i w:val="0"/>
+              <w:color w:val="5A5F66"/>
+              <w:sz w:val="15"/>
+              <w:u w:val="none"/>
+            </w:rPr>
+            <w:t xml:space="preserve">1</w:t>
+          </w:r>
+          <w:r>
+            <w:rPr>
+              <w:rFonts w:ascii="Avenir Next" w:hAnsi="Avenir Next" w:cs="Avenir Next" w:eastAsia="Avenir Next"/>
+              <w:b w:val="0"/>
+              <w:i w:val="0"/>
+              <w:color w:val="5A5F66"/>
+              <w:sz w:val="15"/>
+              <w:u w:val="none"/>
+            </w:rPr>
+            <w:fldChar w:fldCharType="end"/>
           </w:r>
         </w:p>
       </w:tc>
@@ -1703,49 +1825,20 @@
   <w:style w:type="paragraph" w:styleId="Heading1">
     <w:name w:val="heading 1"/>
     <w:basedOn w:val="Normal"/>
-    <w:next w:val="Normal"/>
-    <w:link w:val="Heading1Char"/>
-    <w:uiPriority w:val="9"/>
-    <w:qFormat/>
-    <w:rsid w:val="00FC693F"/>
-    <w:pPr>
-      <w:keepNext/>
-      <w:keepLines/>
-      <w:spacing w:before="480" w:after="0"/>
+    <w:pPr>
       <w:outlineLvl w:val="0"/>
-    </w:pPr>
-    <w:rPr>
-      <w:rFonts w:asciiTheme="majorHAnsi" w:eastAsiaTheme="majorEastAsia" w:hAnsiTheme="majorHAnsi" w:cstheme="majorBidi"/>
-      <w:b/>
-      <w:bCs/>
-      <w:color w:val="365F91" w:themeColor="accent1" w:themeShade="BF"/>
-      <w:sz w:val="28"/>
-      <w:szCs w:val="28"/>
-    </w:rPr>
+      <w:keepNext w:val="0"/>
+      <w:keepLines w:val="0"/>
+    </w:pPr>
   </w:style>
   <w:style w:type="paragraph" w:styleId="Heading2">
     <w:name w:val="heading 2"/>
     <w:basedOn w:val="Normal"/>
-    <w:next w:val="Normal"/>
-    <w:link w:val="Heading2Char"/>
-    <w:uiPriority w:val="9"/>
-    <w:unhideWhenUsed/>
-    <w:qFormat/>
-    <w:rsid w:val="00FC693F"/>
-    <w:pPr>
-      <w:keepNext/>
-      <w:keepLines/>
-      <w:spacing w:before="200" w:after="0"/>
+    <w:pPr>
       <w:outlineLvl w:val="1"/>
-    </w:pPr>
-    <w:rPr>
-      <w:rFonts w:asciiTheme="majorHAnsi" w:eastAsiaTheme="majorEastAsia" w:hAnsiTheme="majorHAnsi" w:cstheme="majorBidi"/>
-      <w:b/>
-      <w:bCs/>
-      <w:color w:val="4F81BD" w:themeColor="accent1"/>
-      <w:sz w:val="26"/>
-      <w:szCs w:val="26"/>
-    </w:rPr>
+      <w:keepNext w:val="0"/>
+      <w:keepLines w:val="0"/>
+    </w:pPr>
   </w:style>
   <w:style w:type="paragraph" w:styleId="Heading3">
     <w:name w:val="heading 3"/>
